--- a/policies/build/sop_record_masters/PRE/SOP_PRE.1.a_to_e_patient_family_rights_responsibilities.docx
+++ b/policies/build/sop_record_masters/PRE/SOP_PRE.1.a_to_e_patient_family_rights_responsibilities.docx
@@ -208,12 +208,6 @@
     </w:p>
     <w:p>
       <w:r>
-        <w:rPr>
-          <w:i/>
-        </w:rPr>
-        <w:t xml:space="preserve">Why: </w:t>
-      </w:r>
-      <w:r>
         <w:t>so entry, ward care and leadership review all work from the same current rights set, not separate private understandings of what patients are owed.</w:t>
       </w:r>
     </w:p>
@@ -231,12 +225,6 @@
       </w:r>
     </w:p>
     <w:p>
-      <w:r>
-        <w:rPr>
-          <w:i/>
-        </w:rPr>
-        <w:t xml:space="preserve">Why: </w:t>
-      </w:r>
       <w:r>
         <w:t>a rights charter nobody at the top ever reviews is a poster, not a governance system -- the point of leadership review is that a repeated violation gets caught and fixed, not quietly absorbed.</w:t>
       </w:r>
@@ -336,12 +324,6 @@
     </w:p>
     <w:p>
       <w:r>
-        <w:rPr>
-          <w:i/>
-        </w:rPr>
-        <w:t xml:space="preserve">Why: </w:t>
-      </w:r>
-      <w:r>
         <w:t>A rights charter that only the quality office has ever seen, or a board behind the clerk that patients never pass, protects no one -- a right a patient was never told about is not a right they can exercise.</w:t>
       </w:r>
     </w:p>
@@ -375,12 +357,6 @@
     </w:p>
     <w:p>
       <w:r>
-        <w:rPr>
-          <w:i/>
-        </w:rPr>
-        <w:t xml:space="preserve">Why: </w:t>
-      </w:r>
-      <w:r>
         <w:t>A poster read once at induction and never mentioned again is not promotion -- a right only becomes real for a patient when it is named at the moment it actually matters: before consent, during a refusal, when a complaint is invited, when cost is explained.</w:t>
       </w:r>
     </w:p>
@@ -408,12 +384,6 @@
       </w:r>
     </w:p>
     <w:p>
-      <w:r>
-        <w:rPr>
-          <w:i/>
-        </w:rPr>
-        <w:t xml:space="preserve">Why: </w:t>
-      </w:r>
       <w:r>
         <w:t>Protection is not a quality slogan -- it is the daily discipline of not doing what the documented set forbids: not examining without privacy, not ignoring a refusal, not withholding the treating doctor's name, not punishing a complaint.</w:t>
       </w:r>
@@ -443,12 +413,6 @@
     </w:p>
     <w:p>
       <w:r>
-        <w:rPr>
-          <w:i/>
-        </w:rPr>
-        <w:t xml:space="preserve">Why: </w:t>
-      </w:r>
-      <w:r>
         <w:t>A report that can only be made to the very person alleged to have committed the violation is not a mechanism -- it is a dead end that teaches patients and staff that reporting is pointless.</w:t>
       </w:r>
     </w:p>
@@ -476,12 +440,6 @@
       </w:r>
     </w:p>
     <w:p>
-      <w:r>
-        <w:rPr>
-          <w:i/>
-        </w:rPr>
-        <w:t xml:space="preserve">Why: </w:t>
-      </w:r>
       <w:r>
         <w:t>A violation file nobody above the ward ever opens is not monitoring -- the point of leadership review is catching a repeated setting or a repeated right before it becomes a pattern no one noticed.</w:t>
       </w:r>

--- a/policies/build/sop_record_masters/PRE/SOP_PRE.1.a_to_e_patient_family_rights_responsibilities.docx
+++ b/policies/build/sop_record_masters/PRE/SOP_PRE.1.a_to_e_patient_family_rights_responsibilities.docx
@@ -428,7 +428,37 @@
     </w:p>
     <w:p>
       <w:r>
-        <w:t>Each report is logged with date, reporter (name or "anonymous"), the right said to be violated, a short statement, and who received it. A complaint that alleges a rights violation, wherever it is first lodged, also enters this violation log so the same facts reach leadership review.</w:t>
+        <w:t>Each report is logged with five pieces of information:</w:t>
+      </w:r>
+    </w:p>
+    <w:p>
+      <w:r>
+        <w:t>1. Date.</w:t>
+      </w:r>
+    </w:p>
+    <w:p>
+      <w:r>
+        <w:t>2. Reporter (name or "anonymous").</w:t>
+      </w:r>
+    </w:p>
+    <w:p>
+      <w:r>
+        <w:t>3. The right said to be violated.</w:t>
+      </w:r>
+    </w:p>
+    <w:p>
+      <w:r>
+        <w:t>4. A short statement.</w:t>
+      </w:r>
+    </w:p>
+    <w:p>
+      <w:r>
+        <w:t>5. Who received it.</w:t>
+      </w:r>
+    </w:p>
+    <w:p>
+      <w:r>
+        <w:t>A complaint that alleges a rights violation, wherever it is first lodged, also enters this violation log so the same facts reach leadership review.</w:t>
       </w:r>
     </w:p>
     <w:p>
